--- a/reports/relatorio_dou_mdic_2026-07-03.docx
+++ b/reports/relatorio_dou_mdic_2026-07-03.docx
@@ -229,7 +229,7 @@
           </w:tcPr>
           <w:p>
             <w:r/>
-            <w:hyperlink r:id="rId10">
+            <w:hyperlink r:id="rId9">
               <w:r>
                 <w:rPr>
                   <w:color w:val="0563C1"/>
@@ -288,66 +288,7 @@
           </w:tcPr>
           <w:p>
             <w:r/>
-            <w:hyperlink r:id="rId11">
-              <w:r>
-                <w:rPr>
-                  <w:color w:val="0563C1"/>
-                  <w:u w:val="single"/>
-                </w:rPr>
-                <w:t>Abrir no DOU</w:t>
-              </w:r>
-            </w:hyperlink>
-          </w:p>
-        </w:tc>
-      </w:tr>
-      <w:tr>
-        <w:tc>
-          <w:tcPr>
-            <w:tcW w:type="dxa" w:w="1728"/>
-          </w:tcPr>
-          <w:p>
-            <w:r>
-              <w:t>03/07/2026</w:t>
-            </w:r>
-          </w:p>
-        </w:tc>
-        <w:tc>
-          <w:tcPr>
-            <w:tcW w:type="dxa" w:w="1728"/>
-          </w:tcPr>
-          <w:p>
-            <w:r>
-              <w:t>Ministério da Educação/Instituto Federal de Educação, Ciência e Tecnologia do Paraná/Pró-Reitoria de Gestão de Pessoas</w:t>
-            </w:r>
-          </w:p>
-        </w:tc>
-        <w:tc>
-          <w:tcPr>
-            <w:tcW w:type="dxa" w:w="1728"/>
-          </w:tcPr>
-          <w:p>
-            <w:r>
-              <w:t>IFPR_RTF_Portarias_02-07-2026-12</w:t>
-            </w:r>
-          </w:p>
-        </w:tc>
-        <w:tc>
-          <w:tcPr>
-            <w:tcW w:type="dxa" w:w="1728"/>
-          </w:tcPr>
-          <w:p>
-            <w:r>
-              <w:t>s/nº</w:t>
-            </w:r>
-          </w:p>
-        </w:tc>
-        <w:tc>
-          <w:tcPr>
-            <w:tcW w:type="dxa" w:w="1728"/>
-          </w:tcPr>
-          <w:p>
-            <w:r/>
-            <w:hyperlink r:id="rId12">
+            <w:hyperlink r:id="rId10">
               <w:r>
                 <w:rPr>
                   <w:color w:val="0563C1"/>
@@ -406,7 +347,7 @@
           </w:tcPr>
           <w:p>
             <w:r/>
-            <w:hyperlink r:id="rId13">
+            <w:hyperlink r:id="rId10">
               <w:r>
                 <w:rPr>
                   <w:color w:val="0563C1"/>
@@ -465,7 +406,7 @@
           </w:tcPr>
           <w:p>
             <w:r/>
-            <w:hyperlink r:id="rId14">
+            <w:hyperlink r:id="rId9">
               <w:r>
                 <w:rPr>
                   <w:color w:val="0563C1"/>
@@ -524,7 +465,7 @@
           </w:tcPr>
           <w:p>
             <w:r/>
-            <w:hyperlink r:id="rId15">
+            <w:hyperlink r:id="rId10">
               <w:r>
                 <w:rPr>
                   <w:color w:val="0563C1"/>
@@ -583,7 +524,7 @@
           </w:tcPr>
           <w:p>
             <w:r/>
-            <w:hyperlink r:id="rId16">
+            <w:hyperlink r:id="rId10">
               <w:r>
                 <w:rPr>
                   <w:color w:val="0563C1"/>
@@ -642,7 +583,7 @@
           </w:tcPr>
           <w:p>
             <w:r/>
-            <w:hyperlink r:id="rId17">
+            <w:hyperlink r:id="rId11">
               <w:r>
                 <w:rPr>
                   <w:color w:val="0563C1"/>
@@ -701,7 +642,7 @@
           </w:tcPr>
           <w:p>
             <w:r/>
-            <w:hyperlink r:id="rId18">
+            <w:hyperlink r:id="rId10">
               <w:r>
                 <w:rPr>
                   <w:color w:val="0563C1"/>
@@ -760,7 +701,7 @@
           </w:tcPr>
           <w:p>
             <w:r/>
-            <w:hyperlink r:id="rId19">
+            <w:hyperlink r:id="rId10">
               <w:r>
                 <w:rPr>
                   <w:color w:val="0563C1"/>
@@ -819,7 +760,7 @@
           </w:tcPr>
           <w:p>
             <w:r/>
-            <w:hyperlink r:id="rId20">
+            <w:hyperlink r:id="rId10">
               <w:r>
                 <w:rPr>
                   <w:color w:val="0563C1"/>
@@ -878,7 +819,7 @@
           </w:tcPr>
           <w:p>
             <w:r/>
-            <w:hyperlink r:id="rId21">
+            <w:hyperlink r:id="rId10">
               <w:r>
                 <w:rPr>
                   <w:color w:val="0563C1"/>
@@ -937,7 +878,7 @@
           </w:tcPr>
           <w:p>
             <w:r/>
-            <w:hyperlink r:id="rId22">
+            <w:hyperlink r:id="rId11">
               <w:r>
                 <w:rPr>
                   <w:color w:val="0563C1"/>
@@ -996,66 +937,7 @@
           </w:tcPr>
           <w:p>
             <w:r/>
-            <w:hyperlink r:id="rId23">
-              <w:r>
-                <w:rPr>
-                  <w:color w:val="0563C1"/>
-                  <w:u w:val="single"/>
-                </w:rPr>
-                <w:t>Abrir no DOU</w:t>
-              </w:r>
-            </w:hyperlink>
-          </w:p>
-        </w:tc>
-      </w:tr>
-      <w:tr>
-        <w:tc>
-          <w:tcPr>
-            <w:tcW w:type="dxa" w:w="1728"/>
-          </w:tcPr>
-          <w:p>
-            <w:r>
-              <w:t>03/07/2026</w:t>
-            </w:r>
-          </w:p>
-        </w:tc>
-        <w:tc>
-          <w:tcPr>
-            <w:tcW w:type="dxa" w:w="1728"/>
-          </w:tcPr>
-          <w:p>
-            <w:r>
-              <w:t>Ministério da Educação/Instituto Federal de Educação, Ciência e Tecnologia do Tocantins/Reitoria</w:t>
-            </w:r>
-          </w:p>
-        </w:tc>
-        <w:tc>
-          <w:tcPr>
-            <w:tcW w:type="dxa" w:w="1728"/>
-          </w:tcPr>
-          <w:p>
-            <w:r>
-              <w:t>PORTARIA N 1.022_24097380</w:t>
-            </w:r>
-          </w:p>
-        </w:tc>
-        <w:tc>
-          <w:tcPr>
-            <w:tcW w:type="dxa" w:w="1728"/>
-          </w:tcPr>
-          <w:p>
-            <w:r>
-              <w:t>s/nº</w:t>
-            </w:r>
-          </w:p>
-        </w:tc>
-        <w:tc>
-          <w:tcPr>
-            <w:tcW w:type="dxa" w:w="1728"/>
-          </w:tcPr>
-          <w:p>
-            <w:r/>
-            <w:hyperlink r:id="rId24">
+            <w:hyperlink r:id="rId11">
               <w:r>
                 <w:rPr>
                   <w:color w:val="0563C1"/>
@@ -1114,7 +996,7 @@
           </w:tcPr>
           <w:p>
             <w:r/>
-            <w:hyperlink r:id="rId25">
+            <w:hyperlink r:id="rId9">
               <w:r>
                 <w:rPr>
                   <w:color w:val="0563C1"/>
@@ -1173,7 +1055,7 @@
           </w:tcPr>
           <w:p>
             <w:r/>
-            <w:hyperlink r:id="rId26">
+            <w:hyperlink r:id="rId9">
               <w:r>
                 <w:rPr>
                   <w:color w:val="0563C1"/>
@@ -1232,66 +1114,7 @@
           </w:tcPr>
           <w:p>
             <w:r/>
-            <w:hyperlink r:id="rId27">
-              <w:r>
-                <w:rPr>
-                  <w:color w:val="0563C1"/>
-                  <w:u w:val="single"/>
-                </w:rPr>
-                <w:t>Abrir no DOU</w:t>
-              </w:r>
-            </w:hyperlink>
-          </w:p>
-        </w:tc>
-      </w:tr>
-      <w:tr>
-        <w:tc>
-          <w:tcPr>
-            <w:tcW w:type="dxa" w:w="1728"/>
-          </w:tcPr>
-          <w:p>
-            <w:r>
-              <w:t>03/07/2026</w:t>
-            </w:r>
-          </w:p>
-        </w:tc>
-        <w:tc>
-          <w:tcPr>
-            <w:tcW w:type="dxa" w:w="1728"/>
-          </w:tcPr>
-          <w:p>
-            <w:r>
-              <w:t>Presidência da República/Conselho de Governo/Câmara de Regulação do Mercado de Medicamentos</w:t>
-            </w:r>
-          </w:p>
-        </w:tc>
-        <w:tc>
-          <w:tcPr>
-            <w:tcW w:type="dxa" w:w="1728"/>
-          </w:tcPr>
-          <w:p>
-            <w:r>
-              <w:t>portaria_9_2026 SCMED</w:t>
-            </w:r>
-          </w:p>
-        </w:tc>
-        <w:tc>
-          <w:tcPr>
-            <w:tcW w:type="dxa" w:w="1728"/>
-          </w:tcPr>
-          <w:p>
-            <w:r>
-              <w:t>s/nº</w:t>
-            </w:r>
-          </w:p>
-        </w:tc>
-        <w:tc>
-          <w:tcPr>
-            <w:tcW w:type="dxa" w:w="1728"/>
-          </w:tcPr>
-          <w:p>
-            <w:r/>
-            <w:hyperlink r:id="rId28">
+            <w:hyperlink r:id="rId10">
               <w:r>
                 <w:rPr>
                   <w:color w:val="0563C1"/>
@@ -1350,7 +1173,7 @@
           </w:tcPr>
           <w:p>
             <w:r/>
-            <w:hyperlink r:id="rId29">
+            <w:hyperlink r:id="rId10">
               <w:r>
                 <w:rPr>
                   <w:color w:val="0563C1"/>
@@ -1409,66 +1232,7 @@
           </w:tcPr>
           <w:p>
             <w:r/>
-            <w:hyperlink r:id="rId30">
-              <w:r>
-                <w:rPr>
-                  <w:color w:val="0563C1"/>
-                  <w:u w:val="single"/>
-                </w:rPr>
-                <w:t>Abrir no DOU</w:t>
-              </w:r>
-            </w:hyperlink>
-          </w:p>
-        </w:tc>
-      </w:tr>
-      <w:tr>
-        <w:tc>
-          <w:tcPr>
-            <w:tcW w:type="dxa" w:w="1728"/>
-          </w:tcPr>
-          <w:p>
-            <w:r>
-              <w:t>03/07/2026</w:t>
-            </w:r>
-          </w:p>
-        </w:tc>
-        <w:tc>
-          <w:tcPr>
-            <w:tcW w:type="dxa" w:w="1728"/>
-          </w:tcPr>
-          <w:p>
-            <w:r>
-              <w:t>Ministério da Educação/Universidade Federal do Ceará/Gabinete do Reitor</w:t>
-            </w:r>
-          </w:p>
-        </w:tc>
-        <w:tc>
-          <w:tcPr>
-            <w:tcW w:type="dxa" w:w="1728"/>
-          </w:tcPr>
-          <w:p>
-            <w:r>
-              <w:t>CESSAO_SERVIDOR_02_07_26_REITOR</w:t>
-            </w:r>
-          </w:p>
-        </w:tc>
-        <w:tc>
-          <w:tcPr>
-            <w:tcW w:type="dxa" w:w="1728"/>
-          </w:tcPr>
-          <w:p>
-            <w:r>
-              <w:t>s/nº</w:t>
-            </w:r>
-          </w:p>
-        </w:tc>
-        <w:tc>
-          <w:tcPr>
-            <w:tcW w:type="dxa" w:w="1728"/>
-          </w:tcPr>
-          <w:p>
-            <w:r/>
-            <w:hyperlink r:id="rId31">
+            <w:hyperlink r:id="rId10">
               <w:r>
                 <w:rPr>
                   <w:color w:val="0563C1"/>
@@ -1527,7 +1291,7 @@
           </w:tcPr>
           <w:p>
             <w:r/>
-            <w:hyperlink r:id="rId32">
+            <w:hyperlink r:id="rId9">
               <w:r>
                 <w:rPr>
                   <w:color w:val="0563C1"/>
@@ -1586,7 +1350,7 @@
           </w:tcPr>
           <w:p>
             <w:r/>
-            <w:hyperlink r:id="rId33">
+            <w:hyperlink r:id="rId10">
               <w:r>
                 <w:rPr>
                   <w:color w:val="0563C1"/>
@@ -1645,7 +1409,7 @@
           </w:tcPr>
           <w:p>
             <w:r/>
-            <w:hyperlink r:id="rId34">
+            <w:hyperlink r:id="rId11">
               <w:r>
                 <w:rPr>
                   <w:color w:val="0563C1"/>
@@ -1704,7 +1468,7 @@
           </w:tcPr>
           <w:p>
             <w:r/>
-            <w:hyperlink r:id="rId35">
+            <w:hyperlink r:id="rId9">
               <w:r>
                 <w:rPr>
                   <w:color w:val="0563C1"/>
@@ -1763,243 +1527,7 @@
           </w:tcPr>
           <w:p>
             <w:r/>
-            <w:hyperlink r:id="rId36">
-              <w:r>
-                <w:rPr>
-                  <w:color w:val="0563C1"/>
-                  <w:u w:val="single"/>
-                </w:rPr>
-                <w:t>Abrir no DOU</w:t>
-              </w:r>
-            </w:hyperlink>
-          </w:p>
-        </w:tc>
-      </w:tr>
-      <w:tr>
-        <w:tc>
-          <w:tcPr>
-            <w:tcW w:type="dxa" w:w="1728"/>
-          </w:tcPr>
-          <w:p>
-            <w:r>
-              <w:t>03/07/2026</w:t>
-            </w:r>
-          </w:p>
-        </w:tc>
-        <w:tc>
-          <w:tcPr>
-            <w:tcW w:type="dxa" w:w="1728"/>
-          </w:tcPr>
-          <w:p>
-            <w:r>
-              <w:t>Ministério da Agricultura e Pecuária/Secretaria Executiva</w:t>
-            </w:r>
-          </w:p>
-        </w:tc>
-        <w:tc>
-          <w:tcPr>
-            <w:tcW w:type="dxa" w:w="1728"/>
-          </w:tcPr>
-          <w:p>
-            <w:r>
-              <w:t>Portaria n 841.docx</w:t>
-            </w:r>
-          </w:p>
-        </w:tc>
-        <w:tc>
-          <w:tcPr>
-            <w:tcW w:type="dxa" w:w="1728"/>
-          </w:tcPr>
-          <w:p>
-            <w:r>
-              <w:t>s/nº</w:t>
-            </w:r>
-          </w:p>
-        </w:tc>
-        <w:tc>
-          <w:tcPr>
-            <w:tcW w:type="dxa" w:w="1728"/>
-          </w:tcPr>
-          <w:p>
-            <w:r/>
-            <w:hyperlink r:id="rId37">
-              <w:r>
-                <w:rPr>
-                  <w:color w:val="0563C1"/>
-                  <w:u w:val="single"/>
-                </w:rPr>
-                <w:t>Abrir no DOU</w:t>
-              </w:r>
-            </w:hyperlink>
-          </w:p>
-        </w:tc>
-      </w:tr>
-      <w:tr>
-        <w:tc>
-          <w:tcPr>
-            <w:tcW w:type="dxa" w:w="1728"/>
-          </w:tcPr>
-          <w:p>
-            <w:r>
-              <w:t>03/07/2026</w:t>
-            </w:r>
-          </w:p>
-        </w:tc>
-        <w:tc>
-          <w:tcPr>
-            <w:tcW w:type="dxa" w:w="1728"/>
-          </w:tcPr>
-          <w:p>
-            <w:r>
-              <w:t>Ministério da Agricultura e Pecuária/Secretaria Executiva</w:t>
-            </w:r>
-          </w:p>
-        </w:tc>
-        <w:tc>
-          <w:tcPr>
-            <w:tcW w:type="dxa" w:w="1728"/>
-          </w:tcPr>
-          <w:p>
-            <w:r>
-              <w:t>Portaria n 840.docx</w:t>
-            </w:r>
-          </w:p>
-        </w:tc>
-        <w:tc>
-          <w:tcPr>
-            <w:tcW w:type="dxa" w:w="1728"/>
-          </w:tcPr>
-          <w:p>
-            <w:r>
-              <w:t>s/nº</w:t>
-            </w:r>
-          </w:p>
-        </w:tc>
-        <w:tc>
-          <w:tcPr>
-            <w:tcW w:type="dxa" w:w="1728"/>
-          </w:tcPr>
-          <w:p>
-            <w:r/>
-            <w:hyperlink r:id="rId38">
-              <w:r>
-                <w:rPr>
-                  <w:color w:val="0563C1"/>
-                  <w:u w:val="single"/>
-                </w:rPr>
-                <w:t>Abrir no DOU</w:t>
-              </w:r>
-            </w:hyperlink>
-          </w:p>
-        </w:tc>
-      </w:tr>
-      <w:tr>
-        <w:tc>
-          <w:tcPr>
-            <w:tcW w:type="dxa" w:w="1728"/>
-          </w:tcPr>
-          <w:p>
-            <w:r>
-              <w:t>03/07/2026</w:t>
-            </w:r>
-          </w:p>
-        </w:tc>
-        <w:tc>
-          <w:tcPr>
-            <w:tcW w:type="dxa" w:w="1728"/>
-          </w:tcPr>
-          <w:p>
-            <w:r>
-              <w:t>Ministério da Gestão e da Inovação em Serviços Públicos/Secretaria Executiva/Diretoria de Carreiras Transversais</w:t>
-            </w:r>
-          </w:p>
-        </w:tc>
-        <w:tc>
-          <w:tcPr>
-            <w:tcW w:type="dxa" w:w="1728"/>
-          </w:tcPr>
-          <w:p>
-            <w:r>
-              <w:t>PORTARIA DE PESSOAL DICAT-SE-MGI</w:t>
-            </w:r>
-          </w:p>
-        </w:tc>
-        <w:tc>
-          <w:tcPr>
-            <w:tcW w:type="dxa" w:w="1728"/>
-          </w:tcPr>
-          <w:p>
-            <w:r>
-              <w:t>s/nº</w:t>
-            </w:r>
-          </w:p>
-        </w:tc>
-        <w:tc>
-          <w:tcPr>
-            <w:tcW w:type="dxa" w:w="1728"/>
-          </w:tcPr>
-          <w:p>
-            <w:r/>
-            <w:hyperlink r:id="rId39">
-              <w:r>
-                <w:rPr>
-                  <w:color w:val="0563C1"/>
-                  <w:u w:val="single"/>
-                </w:rPr>
-                <w:t>Abrir no DOU</w:t>
-              </w:r>
-            </w:hyperlink>
-          </w:p>
-        </w:tc>
-      </w:tr>
-      <w:tr>
-        <w:tc>
-          <w:tcPr>
-            <w:tcW w:type="dxa" w:w="1728"/>
-          </w:tcPr>
-          <w:p>
-            <w:r>
-              <w:t>03/07/2026</w:t>
-            </w:r>
-          </w:p>
-        </w:tc>
-        <w:tc>
-          <w:tcPr>
-            <w:tcW w:type="dxa" w:w="1728"/>
-          </w:tcPr>
-          <w:p>
-            <w:r>
-              <w:t>Presidência da República/Casa Civil</w:t>
-            </w:r>
-          </w:p>
-        </w:tc>
-        <w:tc>
-          <w:tcPr>
-            <w:tcW w:type="dxa" w:w="1728"/>
-          </w:tcPr>
-          <w:p>
-            <w:r>
-              <w:t>0207_PRT_791_A_798_CC_S2_OK</w:t>
-            </w:r>
-          </w:p>
-        </w:tc>
-        <w:tc>
-          <w:tcPr>
-            <w:tcW w:type="dxa" w:w="1728"/>
-          </w:tcPr>
-          <w:p>
-            <w:r>
-              <w:t>s/nº</w:t>
-            </w:r>
-          </w:p>
-        </w:tc>
-        <w:tc>
-          <w:tcPr>
-            <w:tcW w:type="dxa" w:w="1728"/>
-          </w:tcPr>
-          <w:p>
-            <w:r/>
-            <w:hyperlink r:id="rId40">
+            <w:hyperlink r:id="rId9">
               <w:r>
                 <w:rPr>
                   <w:color w:val="0563C1"/>
@@ -2015,7 +1543,7 @@
     <w:p/>
     <w:p>
       <w:r>
-        <w:t>Total de publicações encontradas: 32</w:t>
+        <w:t>Total de publicações encontradas: 24</w:t>
       </w:r>
     </w:p>
     <w:p/>
